--- a/F1TENTH-UCI-Sponsor-Packet.docx
+++ b/F1TENTH-UCI-Sponsor-Packet.docx
@@ -127,7 +127,7 @@
           <ns0:bCs/>
           <ns0:lang ns0:val="en-US"/>
         </ns0:rPr>
-        <ns0:t xml:space="preserve">5th internationally</ns0:t>
+        <ns0:t xml:space="preserve">4th internationally</ns0:t>
       </ns0:r>
       <ns0:r>
         <ns0:rPr>
@@ -218,7 +218,7 @@
         <ns0:rPr>
           <ns0:lang ns0:val="en-US"/>
         </ns0:rPr>
-        <ns0:t xml:space="preserve">We are seeking financial and in-kind sponsors to help us build on our fifth-place international finish, strengthen our racing platform, and create more opportunities for students to work with autonomous systems.</ns0:t>
+        <ns0:t xml:space="preserve">We are seeking financial and in-kind sponsors to help us build on our fourth-place international finish, strengthen our racing platform, and create more opportunities for students to work with autonomous systems.</ns0:t>
       </ns0:r>
     </ns0:p>
     <ns0:p>
